--- a/library/purview/databricks-data-governance/v1.0.0/deliverables/DGDBX-Solution.docx
+++ b/library/purview/databricks-data-governance/v1.0.0/deliverables/DGDBX-Solution.docx
@@ -972,7 +972,7 @@
           <w:rFonts w:ascii="Consolas" w:hAnsi="Consolas"/>
           <w:sz w:val="19"/>
         </w:rPr>
-        <w:t>DGDBX-ScopeHealth.ps1</w:t>
+        <w:t>DGDBX-Set-Scope.ps1</w:t>
       </w:r>
       <w:r>
         <w:t xml:space="preserve"> confirms the account endpoint is reachable and a data-plane token is obtainable. </w:t>
@@ -1110,7 +1110,7 @@
           <w:rFonts w:ascii="Consolas" w:hAnsi="Consolas"/>
           <w:sz w:val="19"/>
         </w:rPr>
-        <w:t>DGDBX-ScopeHealth.ps1</w:t>
+        <w:t>DGDBX-Set-Scope.ps1</w:t>
       </w:r>
       <w:r>
         <w:t xml:space="preserve"> reports the collections your token can enumerate. </w:t>
@@ -1264,7 +1264,7 @@
           <w:rFonts w:ascii="Consolas" w:hAnsi="Consolas"/>
           <w:sz w:val="19"/>
         </w:rPr>
-        <w:t>DGDBX-ScopeHealth.ps1</w:t>
+        <w:t>DGDBX-Set-Scope.ps1</w:t>
       </w:r>
       <w:r>
         <w:t xml:space="preserve"> confirms connectivity. </w:t>
@@ -1512,7 +1512,7 @@
           <w:rFonts w:ascii="Consolas" w:hAnsi="Consolas"/>
           <w:sz w:val="19"/>
         </w:rPr>
-        <w:t>DGDBX-ScopeHealth.ps1</w:t>
+        <w:t>DGDBX-Set-Scope.ps1</w:t>
       </w:r>
       <w:r>
         <w:t xml:space="preserve"> confirms a named Key Vault connection is present (it never reads the secret value). </w:t>
@@ -1632,7 +1632,7 @@
           <w:rFonts w:ascii="Consolas" w:hAnsi="Consolas"/>
           <w:sz w:val="19"/>
         </w:rPr>
-        <w:t>DGDBX-ScopeHealth.ps1</w:t>
+        <w:t>DGDBX-Set-Scope.ps1</w:t>
       </w:r>
       <w:r>
         <w:t xml:space="preserve"> reports whether a self-hosted IR is registered when one is required. </w:t>
